--- a/Report/QC_Traffic_LLM_Phase1_Report.docx
+++ b/Report/QC_Traffic_LLM_Phase1_Report.docx
@@ -1134,166 +1134,6 @@
         <w:t>Critical Findings</w:t>
       </w:r>
     </w:p>
-    <w:p>
-      <w:r>
-        <w:t>Table of Contents</w:t>
-      </w:r>
-    </w:p>
-    <w:p>
-      <w:r>
-        <w:fldChar w:fldCharType="begin"/>
-      </w:r>
-      <w:r>
-        <w:instrText>TOC \o "1-3" \h \z \u</w:instrText>
-      </w:r>
-      <w:r>
-        <w:fldChar w:fldCharType="separate"/>
-      </w:r>
-      <w:r>
-        <w:t>Right-click to update the Table of Contents</w:t>
-      </w:r>
-      <w:r>
-        <w:fldChar w:fldCharType="end"/>
-      </w:r>
-    </w:p>
-    <w:p ns2:paraId="4DD0E8C0" ns2:textId="77777777">
-      <w:pPr>
-        <w:pStyle w:val="ListParagraph"/>
-        <w:numPr>
-          <w:ilvl w:val="0"/>
-          <w:numId w:val="1"/>
-        </w:numPr>
-        <w:spacing w:after="70"/>
-      </w:pPr>
-      <w:r>
-        <w:rPr>
-          <w:color w:val="2D2D2D"/>
-          <w:szCs w:val="21"/>
-        </w:rPr>
-        <w:t>100% accuracy on 5 benchmark queries (pilot validation) using the Grounded Analytical System (vs 70-80% for Direct LLM)</w:t>
-      </w:r>
-    </w:p>
-    <w:p ns2:paraId="627DFE5E" ns2:textId="77777777">
-      <w:pPr>
-        <w:pStyle w:val="ListParagraph"/>
-        <w:numPr>
-          <w:ilvl w:val="0"/>
-          <w:numId w:val="1"/>
-        </w:numPr>
-        <w:spacing w:after="70"/>
-      </w:pPr>
-      <w:r>
-        <w:rPr>
-          <w:color w:val="2D2D2D"/>
-          <w:szCs w:val="21"/>
-        </w:rPr>
-        <w:t>14% of stations (4/29 in-scope) contain synthetic/test data that must be excluded from production analysis (</w:t>
-      </w:r>
-      <w:proofErr w:type="spellStart"/>
-      <w:r>
-        <w:rPr>
-          <w:color w:val="2D2D2D"/>
-          <w:szCs w:val="21"/>
-        </w:rPr>
-        <w:t>Export_CSV_Int</w:t>
-      </w:r>
-      <w:proofErr w:type="spellEnd"/>
-      <w:r>
-        <w:rPr>
-          <w:color w:val="2D2D2D"/>
-          <w:szCs w:val="21"/>
-        </w:rPr>
-        <w:t xml:space="preserve"> is an additional critical artifact in the staging folder but is outside the 29 in-scope stations) - automatically detected by LLM QC audit</w:t>
-      </w:r>
-    </w:p>
-    <w:p ns2:paraId="16943637" ns2:textId="77777777">
-      <w:pPr>
-        <w:pStyle w:val="ListParagraph"/>
-        <w:numPr>
-          <w:ilvl w:val="0"/>
-          <w:numId w:val="1"/>
-        </w:numPr>
-        <w:spacing w:after="70"/>
-      </w:pPr>
-      <w:r>
-        <w:rPr>
-          <w:color w:val="2D2D2D"/>
-          <w:szCs w:val="21"/>
-        </w:rPr>
-        <w:lastRenderedPageBreak/>
-        <w:t>Direct LLM approach produces 15-20% hallucination rate - unacceptable for engineering decisions. Grounded Analytical System achieves &lt;1%</w:t>
-      </w:r>
-    </w:p>
-    <w:p ns2:paraId="4EF09C32" ns2:textId="77777777">
-      <w:pPr>
-        <w:pStyle w:val="ListParagraph"/>
-        <w:numPr>
-          <w:ilvl w:val="0"/>
-          <w:numId w:val="1"/>
-        </w:numPr>
-        <w:spacing w:after="70"/>
-      </w:pPr>
-      <w:r>
-        <w:rPr>
-          <w:color w:val="2D2D2D"/>
-          <w:szCs w:val="21"/>
-        </w:rPr>
-        <w:t>5 significant traffic patterns identified: tidal commuter flow (</w:t>
-      </w:r>
-      <w:proofErr w:type="spellStart"/>
-      <w:r>
-        <w:rPr>
-          <w:color w:val="2D2D2D"/>
-          <w:szCs w:val="21"/>
-        </w:rPr>
-        <w:t>Stn</w:t>
-      </w:r>
-      <w:proofErr w:type="spellEnd"/>
-      <w:r>
-        <w:rPr>
-          <w:color w:val="2D2D2D"/>
-          <w:szCs w:val="21"/>
-        </w:rPr>
-        <w:t xml:space="preserve"> 725), weekday/weekend divergence (</w:t>
-      </w:r>
-      <w:proofErr w:type="spellStart"/>
-      <w:r>
-        <w:rPr>
-          <w:color w:val="2D2D2D"/>
-          <w:szCs w:val="21"/>
-        </w:rPr>
-        <w:t>Stn</w:t>
-      </w:r>
-      <w:proofErr w:type="spellEnd"/>
-      <w:r>
-        <w:rPr>
-          <w:color w:val="2D2D2D"/>
-          <w:szCs w:val="21"/>
-        </w:rPr>
-        <w:t xml:space="preserve"> 7, −69%), multi-year intersection stability (INT-0009, ±1% over 3 years), EB arterial dominance (INT-0007), and non-standard peak (</w:t>
-      </w:r>
-      <w:proofErr w:type="spellStart"/>
-      <w:r>
-        <w:rPr>
-          <w:color w:val="2D2D2D"/>
-          <w:szCs w:val="21"/>
-        </w:rPr>
-        <w:t>Stn</w:t>
-      </w:r>
-      <w:proofErr w:type="spellEnd"/>
-      <w:r>
-        <w:rPr>
-          <w:color w:val="2D2D2D"/>
-          <w:szCs w:val="21"/>
-        </w:rPr>
-        <w:t xml:space="preserve"> 1191)</w:t>
-      </w:r>
-    </w:p>
-    <w:p ns2:paraId="7FA4F730" ns2:textId="77777777">
-      <w:pPr>
-        <w:spacing w:after="80"/>
-      </w:pPr>
-    </w:p>
     <w:tbl>
       <w:tblPr>
         <w:tblW w:w="9200" w:type="dxa"/>
@@ -1349,11 +1189,6 @@
         </w:tc>
       </w:tr>
     </w:tbl>
-    <w:p ns2:paraId="13C468EA" ns2:textId="0FCA729D">
-      <w:r>
-        <w:br w:type="page"/>
-      </w:r>
-    </w:p>
     <w:p ns2:paraId="70F9A4AF" ns2:textId="77777777">
       <w:pPr>
         <w:pBdr>
